--- a/05_EigenFaces/MCQs/05_MitW_MCQs_Digital_Mirror.docx
+++ b/05_EigenFaces/MCQs/05_MitW_MCQs_Digital_Mirror.docx
@@ -22,7 +22,7 @@
           <w:sz w:val="28"/>
           <w:szCs w:val="28"/>
         </w:rPr>
-        <w:t>Digital Mirror- MCQs (Teacher)</w:t>
+        <w:t>Digital Mirror- MCQs</w:t>
       </w:r>
     </w:p>
     <w:p>
@@ -214,7 +214,14 @@
         <w:rPr>
           <w:rFonts w:ascii="Helvetica Light" w:hAnsi="Helvetica Light"/>
         </w:rPr>
-        <w:t xml:space="preserve"> faces? </w:t>
+        <w:t xml:space="preserve"> </w:t>
+      </w:r>
+      <w:proofErr w:type="spellStart"/>
+      <w:r>
+        <w:rPr>
+          <w:rFonts w:ascii="Helvetica Light" w:hAnsi="Helvetica Light"/>
+        </w:rPr>
+        <w:t xml:space="preserve">faces? </w:t>
       </w:r>
     </w:p>
     <w:p>
@@ -227,7 +234,14 @@
         <w:rPr>
           <w:rFonts w:ascii="Helvetica Light" w:hAnsi="Helvetica Light"/>
         </w:rPr>
-        <w:t xml:space="preserve">   A. Visual cortex</w:t>
+        <w:t xml:space="preserve"> </w:t>
+      </w:r>
+      <w:proofErr w:type="spellEnd"/>
+      <w:r>
+        <w:rPr>
+          <w:rFonts w:ascii="Helvetica Light" w:hAnsi="Helvetica Light"/>
+        </w:rPr>
+        <w:t xml:space="preserve">  A. Visual cortex</w:t>
       </w:r>
     </w:p>
     <w:p>

--- a/05_EigenFaces/MCQs/05_MitW_MCQs_Digital_Mirror.docx
+++ b/05_EigenFaces/MCQs/05_MitW_MCQs_Digital_Mirror.docx
@@ -121,7 +121,19 @@
         <w:rPr>
           <w:rFonts w:ascii="Helvetica Light" w:hAnsi="Helvetica Light"/>
         </w:rPr>
-        <w:t xml:space="preserve">2. What is the goal of a portrait in art, according to the slides? </w:t>
+        <w:t xml:space="preserve">2. What is the goal of a portrait in art, according to the </w:t>
+      </w:r>
+      <w:r>
+        <w:rPr>
+          <w:rFonts w:ascii="Helvetica Light" w:hAnsi="Helvetica Light"/>
+        </w:rPr>
+        <w:t>workshop</w:t>
+      </w:r>
+      <w:r>
+        <w:rPr>
+          <w:rFonts w:ascii="Helvetica Light" w:hAnsi="Helvetica Light"/>
+        </w:rPr>
+        <w:t xml:space="preserve">? </w:t>
       </w:r>
       <w:r>
         <w:rPr>
